--- a/testakten/robotikrecht-roboterflotte-vellbruck-muenchen/37_beweismatrix_unfall.docx
+++ b/testakten/robotikrecht-roboterflotte-vellbruck-muenchen/37_beweismatrix_unfall.docx
@@ -37,7 +37,7 @@
         <w:jc w:val="left"/>
       </w:pPr>
       <w:r>
-        <w:t>Dieses Aktenstück betrifft Beweise, Zeugen, Dokumente. Es ist nicht abschließend freigegeben. Die technische Seite spricht in Versionen, Tickets und Parametern; die rechtliche Seite muss daraus Rollen, Zweckbestimmung, Pflichtenkreis und Beweisrisiko bilden.</w:t>
+        <w:t>Diese Matrix ordnet jedem streitigen Punkt des Unfallkomplexes die vorhandenen Beweismittel, ihre Fundstelle und ihre Beweisrichtung zu. Sie wird mit jedem neuen Dokument fortgeschrieben.</w:t>
       </w:r>
     </w:p>
     <w:p>
@@ -56,13 +56,7 @@
         <w:pStyle w:val="ListBullet"/>
       </w:pPr>
       <w:r>
-        <w:rPr>
-          <w:b/>
-        </w:rPr>
-        <w:t>Beweise:</w:t>
-      </w:r>
-      <w:r>
-        <w:t xml:space="preserve"> Die Akte enthält hierzu widersprüchliche Hinweise. Für die rechtliche Bewertung muss geklärt werden, ob die Aussage aus Vertrag, Anleitung, Produktakte, Marketing, Logdaten oder nachträglicher Krisenkommunikation stammt.</w:t>
+        <w:t>Beweise: Für die Urheberschaft der Änderungen sprechen die remote-admin-Einträge; gegen eine Zuordnung zu Vellbruck spricht bislang nichts Positives, die Kontenzuordnung fehlt aber.</w:t>
       </w:r>
     </w:p>
     <w:p>
@@ -70,13 +64,7 @@
         <w:pStyle w:val="ListBullet"/>
       </w:pPr>
       <w:r>
-        <w:rPr>
-          <w:b/>
-        </w:rPr>
-        <w:t>Zeugen:</w:t>
-      </w:r>
-      <w:r>
-        <w:t xml:space="preserve"> Die Akte enthält hierzu widersprüchliche Hinweise. Für die rechtliche Bewertung muss geklärt werden, ob die Aussage aus Vertrag, Anleitung, Produktakte, Marketing, Logdaten oder nachträglicher Krisenkommunikation stammt.</w:t>
+        <w:t>Zeugen: In Betracht kommen der Schichtleiter (Taktung, Leitstandbesetzung), zwei Kollegen des Verletzten (Hergang) und der Schärlein-Techniker (Remotesitzungen).</w:t>
       </w:r>
     </w:p>
     <w:p>
@@ -84,13 +72,7 @@
         <w:pStyle w:val="ListBullet"/>
       </w:pPr>
       <w:r>
-        <w:rPr>
-          <w:b/>
-        </w:rPr>
-        <w:t>Dokumente:</w:t>
-      </w:r>
-      <w:r>
-        <w:t xml:space="preserve"> Die Akte enthält hierzu widersprüchliche Hinweise. Für die rechtliche Bewertung muss geklärt werden, ob die Aussage aus Vertrag, Anleitung, Produktakte, Marketing, Logdaten oder nachträglicher Krisenkommunikation stammt.</w:t>
+        <w:t>Dokumente: Die E-Mail des Betreibers vom 30.05.2026 enthält das Eingeständnis der Menünutzung und ist das stärkste Dokument für die Mitverantwortung.</w:t>
       </w:r>
     </w:p>
     <w:p>
@@ -109,7 +91,7 @@
         <w:jc w:val="left"/>
       </w:pPr>
       <w:r>
-        <w:t>Die Unterlage ist bewusst nicht glatt: Vertrieb, Technik, Datenschutz, Qualitätssicherung und Geschäftsführung verwenden nicht immer dieselben Produktnamen. Gerade daraus entsteht das juristische Problem, weil Zweckbestimmung, tatsächliche Nutzung, Werbeaussage und Updatepraxis auseinanderlaufen.</w:t>
+        <w:t>Streitige Kernpunkte sind die Urheberschaft der Schutzfeldänderungen, der Kollisionszeitpunkt, der Unterweisungsstand des Verletzten und die Erkennbarkeit der Gefahr für den Bediener.</w:t>
       </w:r>
     </w:p>
     <w:p>
@@ -117,23 +99,7 @@
         <w:jc w:val="left"/>
       </w:pPr>
       <w:r>
-        <w:t>Für die rechtliche Bewertung müssen die technischen Annahmen jeweils mit der Produktakte abgeglichen werden. Eine Risikobeurteilung, die nur den Laborzustand beschreibt, trägt den Pilotbetrieb im Lager oder im Pflegezimmer nicht automatisch.</w:t>
-      </w:r>
-    </w:p>
-    <w:p>
-      <w:pPr>
-        <w:jc w:val="left"/>
-      </w:pPr>
-      <w:r>
-        <w:t>Die Akte enthält mehrere Spuren, die sich gegenseitig widersprechen: Der Betreiber spricht von einem autonomen Flottensystem, die CE-Unterlage von einem assistierten Transportmittel, die Marketingfolien von lernender Umgebungserkennung und die Bedienungsanleitung von festen Sicherheitszonen.</w:t>
-      </w:r>
-    </w:p>
-    <w:p>
-      <w:pPr>
-        <w:jc w:val="left"/>
-      </w:pPr>
-      <w:r>
-        <w:t>Die Kanzlei soll keine finale technische Konformität bescheinigen, sondern entscheiden, welche Unterlagen fehlen, welche Sofortmaßnahmen nötig sind und welche Aussagen gegenüber Behörde, Kunden, Versicherer und Betroffenen vertretbar sind.</w:t>
+        <w:t>Beweismittel liegen verteilt vor: Eventlog und Konfigurationshistorie (VellNet Control), Hallenvideo (Betreiber), Unterweisungsnachweise (Betreiber), Wartungsprotokolle (Schärlein), E-Mail des Betreibers vom 30.05.2026 mit Eingeständnis der Menünutzung.</w:t>
       </w:r>
     </w:p>
     <w:p>
@@ -152,10 +118,7 @@
         <w:pStyle w:val="Heading3"/>
       </w:pPr>
       <w:r>
-        <w:rPr>
-          <w:rFonts w:ascii="Times New Roman" w:hAnsi="Times New Roman"/>
-        </w:rPr>
-        <w:t>Punkt 1</w:t>
+        <w:t>Beweise</w:t>
       </w:r>
     </w:p>
     <w:p>
@@ -163,7 +126,15 @@
         <w:jc w:val="left"/>
       </w:pPr>
       <w:r>
-        <w:t>Im Gespräch mit Leonie Rottkamp, Bertram Kiendl und Jasper Rodenwald wurde deutlich, dass die Produktlinie nicht mit einer einzigen rechtlichen Schublade erfasst werden kann. Die Vellbruck Robotics GmbH liefert Hardware, Steuerungssoftware, Cloudfunktionen, Wartung und gelegentlich eine kundenspezifische Parametrisierung. Beim Betreiber Münchner Feinlogistik GmbH wurden Schutzfelder verändert, ohne dass klar ist, ob dies vom Admin-Panel gedeckt oder nur technisch möglich war. Der Pflegepilot im St.-Ludgerus-Klinikum München-Sendling verschärft die Lage, weil dort Sensorik, vulnerable Personen und medizinische Nähe zusammentreffen.</w:t>
+        <w:t>Die Kontenzuordnung ist der wichtigste offene Beweisschritt; IP- und Sessiondaten sind angefordert, die Antwortfrist läuft am 10.06.2026 ab.</w:t>
+      </w:r>
+    </w:p>
+    <w:p>
+      <w:pPr>
+        <w:pStyle w:val="Heading3"/>
+      </w:pPr>
+      <w:r>
+        <w:t>Zeugen</w:t>
       </w:r>
     </w:p>
     <w:p>
@@ -171,7 +142,7 @@
         <w:jc w:val="left"/>
       </w:pPr>
       <w:r>
-        <w:t>Für die anwaltliche Bearbeitung sollte zu diesem Punkt eine Belegspur angelegt werden: Dokument, Version, Datum, Verfasser, technische Quelle, rechtliche Relevanz und offene Rückfrage. Besonders gefährlich sind Formulierungen wie „selbstlernend“, „voll autonom“, „MDR-ready“, „sicher ohne Schutzzaun“ oder „keine personenbezogenen Daten“, wenn die technische Dokumentation das nicht trägt.</w:t>
+        <w:t>Die Zeugen werden zunächst nur benannt, nicht informell befragt, um Beeinflussungsvorwürfe zu vermeiden; Gesprächsprotokolle nur über die Kanzlei.</w:t>
       </w:r>
     </w:p>
     <w:p>
@@ -179,10 +150,7 @@
         <w:pStyle w:val="Heading3"/>
       </w:pPr>
       <w:r>
-        <w:rPr>
-          <w:rFonts w:ascii="Times New Roman" w:hAnsi="Times New Roman"/>
-        </w:rPr>
-        <w:t>Punkt 2</w:t>
+        <w:t>Dokumente</w:t>
       </w:r>
     </w:p>
     <w:p>
@@ -190,150 +158,7 @@
         <w:jc w:val="left"/>
       </w:pPr>
       <w:r>
-        <w:t>Im Gespräch mit Leonie Rottkamp, Bertram Kiendl und Jasper Rodenwald wurde deutlich, dass die Produktlinie nicht mit einer einzigen rechtlichen Schublade erfasst werden kann. Die Vellbruck Robotics GmbH liefert Hardware, Steuerungssoftware, Cloudfunktionen, Wartung und gelegentlich eine kundenspezifische Parametrisierung. Beim Betreiber Münchner Feinlogistik GmbH wurden Schutzfelder verändert, ohne dass klar ist, ob dies vom Admin-Panel gedeckt oder nur technisch möglich war. Der Pflegepilot im St.-Ludgerus-Klinikum München-Sendling verschärft die Lage, weil dort Sensorik, vulnerable Personen und medizinische Nähe zusammentreffen.</w:t>
-      </w:r>
-    </w:p>
-    <w:p>
-      <w:pPr>
-        <w:jc w:val="left"/>
-      </w:pPr>
-      <w:r>
-        <w:t>Für die anwaltliche Bearbeitung sollte zu diesem Punkt eine Belegspur angelegt werden: Dokument, Version, Datum, Verfasser, technische Quelle, rechtliche Relevanz und offene Rückfrage. Besonders gefährlich sind Formulierungen wie „selbstlernend“, „voll autonom“, „MDR-ready“, „sicher ohne Schutzzaun“ oder „keine personenbezogenen Daten“, wenn die technische Dokumentation das nicht trägt.</w:t>
-      </w:r>
-    </w:p>
-    <w:p>
-      <w:pPr>
-        <w:pStyle w:val="Heading3"/>
-      </w:pPr>
-      <w:r>
-        <w:rPr>
-          <w:rFonts w:ascii="Times New Roman" w:hAnsi="Times New Roman"/>
-        </w:rPr>
-        <w:t>Punkt 3</w:t>
-      </w:r>
-    </w:p>
-    <w:p>
-      <w:pPr>
-        <w:jc w:val="left"/>
-      </w:pPr>
-      <w:r>
-        <w:t>Im Gespräch mit Leonie Rottkamp, Bertram Kiendl und Jasper Rodenwald wurde deutlich, dass die Produktlinie nicht mit einer einzigen rechtlichen Schublade erfasst werden kann. Die Vellbruck Robotics GmbH liefert Hardware, Steuerungssoftware, Cloudfunktionen, Wartung und gelegentlich eine kundenspezifische Parametrisierung. Beim Betreiber Münchner Feinlogistik GmbH wurden Schutzfelder verändert, ohne dass klar ist, ob dies vom Admin-Panel gedeckt oder nur technisch möglich war. Der Pflegepilot im St.-Ludgerus-Klinikum München-Sendling verschärft die Lage, weil dort Sensorik, vulnerable Personen und medizinische Nähe zusammentreffen.</w:t>
-      </w:r>
-    </w:p>
-    <w:p>
-      <w:pPr>
-        <w:jc w:val="left"/>
-      </w:pPr>
-      <w:r>
-        <w:t>Für die anwaltliche Bearbeitung sollte zu diesem Punkt eine Belegspur angelegt werden: Dokument, Version, Datum, Verfasser, technische Quelle, rechtliche Relevanz und offene Rückfrage. Besonders gefährlich sind Formulierungen wie „selbstlernend“, „voll autonom“, „MDR-ready“, „sicher ohne Schutzzaun“ oder „keine personenbezogenen Daten“, wenn die technische Dokumentation das nicht trägt.</w:t>
-      </w:r>
-    </w:p>
-    <w:p>
-      <w:pPr>
-        <w:pStyle w:val="Heading3"/>
-      </w:pPr>
-      <w:r>
-        <w:rPr>
-          <w:rFonts w:ascii="Times New Roman" w:hAnsi="Times New Roman"/>
-        </w:rPr>
-        <w:t>Punkt 4</w:t>
-      </w:r>
-    </w:p>
-    <w:p>
-      <w:pPr>
-        <w:jc w:val="left"/>
-      </w:pPr>
-      <w:r>
-        <w:t>Im Gespräch mit Leonie Rottkamp, Bertram Kiendl und Jasper Rodenwald wurde deutlich, dass die Produktlinie nicht mit einer einzigen rechtlichen Schublade erfasst werden kann. Die Vellbruck Robotics GmbH liefert Hardware, Steuerungssoftware, Cloudfunktionen, Wartung und gelegentlich eine kundenspezifische Parametrisierung. Beim Betreiber Münchner Feinlogistik GmbH wurden Schutzfelder verändert, ohne dass klar ist, ob dies vom Admin-Panel gedeckt oder nur technisch möglich war. Der Pflegepilot im St.-Ludgerus-Klinikum München-Sendling verschärft die Lage, weil dort Sensorik, vulnerable Personen und medizinische Nähe zusammentreffen.</w:t>
-      </w:r>
-    </w:p>
-    <w:p>
-      <w:pPr>
-        <w:jc w:val="left"/>
-      </w:pPr>
-      <w:r>
-        <w:t>Für die anwaltliche Bearbeitung sollte zu diesem Punkt eine Belegspur angelegt werden: Dokument, Version, Datum, Verfasser, technische Quelle, rechtliche Relevanz und offene Rückfrage. Besonders gefährlich sind Formulierungen wie „selbstlernend“, „voll autonom“, „MDR-ready“, „sicher ohne Schutzzaun“ oder „keine personenbezogenen Daten“, wenn die technische Dokumentation das nicht trägt.</w:t>
-      </w:r>
-    </w:p>
-    <w:p>
-      <w:pPr>
-        <w:pStyle w:val="Heading3"/>
-      </w:pPr>
-      <w:r>
-        <w:rPr>
-          <w:rFonts w:ascii="Times New Roman" w:hAnsi="Times New Roman"/>
-        </w:rPr>
-        <w:t>Punkt 5</w:t>
-      </w:r>
-    </w:p>
-    <w:p>
-      <w:pPr>
-        <w:jc w:val="left"/>
-      </w:pPr>
-      <w:r>
-        <w:t>Im Gespräch mit Leonie Rottkamp, Bertram Kiendl und Jasper Rodenwald wurde deutlich, dass die Produktlinie nicht mit einer einzigen rechtlichen Schublade erfasst werden kann. Die Vellbruck Robotics GmbH liefert Hardware, Steuerungssoftware, Cloudfunktionen, Wartung und gelegentlich eine kundenspezifische Parametrisierung. Beim Betreiber Münchner Feinlogistik GmbH wurden Schutzfelder verändert, ohne dass klar ist, ob dies vom Admin-Panel gedeckt oder nur technisch möglich war. Der Pflegepilot im St.-Ludgerus-Klinikum München-Sendling verschärft die Lage, weil dort Sensorik, vulnerable Personen und medizinische Nähe zusammentreffen.</w:t>
-      </w:r>
-    </w:p>
-    <w:p>
-      <w:pPr>
-        <w:jc w:val="left"/>
-      </w:pPr>
-      <w:r>
-        <w:t>Für die anwaltliche Bearbeitung sollte zu diesem Punkt eine Belegspur angelegt werden: Dokument, Version, Datum, Verfasser, technische Quelle, rechtliche Relevanz und offene Rückfrage. Besonders gefährlich sind Formulierungen wie „selbstlernend“, „voll autonom“, „MDR-ready“, „sicher ohne Schutzzaun“ oder „keine personenbezogenen Daten“, wenn die technische Dokumentation das nicht trägt.</w:t>
-      </w:r>
-    </w:p>
-    <w:p>
-      <w:pPr>
-        <w:pStyle w:val="Heading3"/>
-      </w:pPr>
-      <w:r>
-        <w:rPr>
-          <w:rFonts w:ascii="Times New Roman" w:hAnsi="Times New Roman"/>
-        </w:rPr>
-        <w:t>Punkt 6</w:t>
-      </w:r>
-    </w:p>
-    <w:p>
-      <w:pPr>
-        <w:jc w:val="left"/>
-      </w:pPr>
-      <w:r>
-        <w:t>Im Gespräch mit Leonie Rottkamp, Bertram Kiendl und Jasper Rodenwald wurde deutlich, dass die Produktlinie nicht mit einer einzigen rechtlichen Schublade erfasst werden kann. Die Vellbruck Robotics GmbH liefert Hardware, Steuerungssoftware, Cloudfunktionen, Wartung und gelegentlich eine kundenspezifische Parametrisierung. Beim Betreiber Münchner Feinlogistik GmbH wurden Schutzfelder verändert, ohne dass klar ist, ob dies vom Admin-Panel gedeckt oder nur technisch möglich war. Der Pflegepilot im St.-Ludgerus-Klinikum München-Sendling verschärft die Lage, weil dort Sensorik, vulnerable Personen und medizinische Nähe zusammentreffen.</w:t>
-      </w:r>
-    </w:p>
-    <w:p>
-      <w:pPr>
-        <w:jc w:val="left"/>
-      </w:pPr>
-      <w:r>
-        <w:t>Für die anwaltliche Bearbeitung sollte zu diesem Punkt eine Belegspur angelegt werden: Dokument, Version, Datum, Verfasser, technische Quelle, rechtliche Relevanz und offene Rückfrage. Besonders gefährlich sind Formulierungen wie „selbstlernend“, „voll autonom“, „MDR-ready“, „sicher ohne Schutzzaun“ oder „keine personenbezogenen Daten“, wenn die technische Dokumentation das nicht trägt.</w:t>
-      </w:r>
-    </w:p>
-    <w:p>
-      <w:pPr>
-        <w:pStyle w:val="Heading3"/>
-      </w:pPr>
-      <w:r>
-        <w:rPr>
-          <w:rFonts w:ascii="Times New Roman" w:hAnsi="Times New Roman"/>
-        </w:rPr>
-        <w:t>Punkt 7</w:t>
-      </w:r>
-    </w:p>
-    <w:p>
-      <w:pPr>
-        <w:jc w:val="left"/>
-      </w:pPr>
-      <w:r>
-        <w:t>Im Gespräch mit Leonie Rottkamp, Bertram Kiendl und Jasper Rodenwald wurde deutlich, dass die Produktlinie nicht mit einer einzigen rechtlichen Schublade erfasst werden kann. Die Vellbruck Robotics GmbH liefert Hardware, Steuerungssoftware, Cloudfunktionen, Wartung und gelegentlich eine kundenspezifische Parametrisierung. Beim Betreiber Münchner Feinlogistik GmbH wurden Schutzfelder verändert, ohne dass klar ist, ob dies vom Admin-Panel gedeckt oder nur technisch möglich war. Der Pflegepilot im St.-Ludgerus-Klinikum München-Sendling verschärft die Lage, weil dort Sensorik, vulnerable Personen und medizinische Nähe zusammentreffen.</w:t>
-      </w:r>
-    </w:p>
-    <w:p>
-      <w:pPr>
-        <w:jc w:val="left"/>
-      </w:pPr>
-      <w:r>
-        <w:t>Für die anwaltliche Bearbeitung sollte zu diesem Punkt eine Belegspur angelegt werden: Dokument, Version, Datum, Verfasser, technische Quelle, rechtliche Relevanz und offene Rückfrage. Besonders gefährlich sind Formulierungen wie „selbstlernend“, „voll autonom“, „MDR-ready“, „sicher ohne Schutzzaun“ oder „keine personenbezogenen Daten“, wenn die technische Dokumentation das nicht trägt.</w:t>
+        <w:t>Die E-Mail wird im Original mit Header gesichert; ihre Verwertung wird nicht vorab kommuniziert.</w:t>
       </w:r>
     </w:p>
     <w:p>
@@ -352,7 +177,7 @@
         <w:pStyle w:val="ListBullet"/>
       </w:pPr>
       <w:r>
-        <w:t>Welche Firmware war am Unfalltag tatsächlich aktiv?</w:t>
+        <w:t>Liefert der Betreiber die Sessiondaten bis zum 10.06.2026?</w:t>
       </w:r>
     </w:p>
     <w:p>
@@ -360,7 +185,7 @@
         <w:pStyle w:val="ListBullet"/>
       </w:pPr>
       <w:r>
-        <w:t>Welche Zweckbestimmung steht in der final ausgelieferten Anleitung?</w:t>
+        <w:t>Welche Kamerasequenzen existieren zum Kollisionszeitpunkt?</w:t>
       </w:r>
     </w:p>
     <w:p>
@@ -368,23 +193,7 @@
         <w:pStyle w:val="ListBullet"/>
       </w:pPr>
       <w:r>
-        <w:t>Welche Schutzfeldänderungen waren technisch möglich und vertraglich erlaubt?</w:t>
-      </w:r>
-    </w:p>
-    <w:p>
-      <w:pPr>
-        <w:pStyle w:val="ListBullet"/>
-      </w:pPr>
-      <w:r>
-        <w:t>Welche personenbezogenen Daten werden lokal, in der Cloud und in Supporttickets verarbeitet?</w:t>
-      </w:r>
-    </w:p>
-    <w:p>
-      <w:pPr>
-        <w:pStyle w:val="ListBullet"/>
-      </w:pPr>
-      <w:r>
-        <w:t>Welche Aussagen wurden gegenüber Kunden, Behörde und Versicherer bereits gemacht?</w:t>
+        <w:t>Wer benennt den Schärlein-Techniker als Zeugen?</w:t>
       </w:r>
     </w:p>
     <w:sectPr>
